--- a/docs/juridico/Contrato-prestacao-servicos-cessao-PI.docx
+++ b/docs/juridico/Contrato-prestacao-servicos-cessao-PI.docx
@@ -41,7 +41,7 @@
           <w:sz w:val="22"/>
           <w:szCs w:val="22"/>
         </w:rPr>
-        <w:t xml:space="preserve">_______________________________________________, pessoa jurídica de direito privado, inscrita no CNPJ sob o nº ____________________, com sede em _______________________________________________, neste ato representada na forma de seu contrato social por _______________________________________________, inscrito no CPF sob o nº ____________________.</w:t>
+        <w:t xml:space="preserve">_______________________________________________, pessoa jurídica de direito privado, inscrita no CNPJ sob o nº 13.366.668/0001-07, com sede em _______________________________________________, neste ato representada na forma de seu contrato social por _______________________________________________, inscrito no CPF sob o nº ____________________.</w:t>
       </w:r>
     </w:p>
     <w:p>
